--- a/public/level4/downloads/Level4_Lesson10.docx
+++ b/public/level4/downloads/Level4_Lesson10.docx
@@ -4777,7 +4777,7 @@
                 <w:i w:val="0"/>
                 <w:sz w:val="23"/>
               </w:rPr>
-              <w:t>gonna</w:t>
+              <w:t>going to</w:t>
             </w:r>
             <w:r>
               <w:rPr>
@@ -4847,7 +4847,7 @@
                 <w:i w:val="0"/>
                 <w:sz w:val="23"/>
               </w:rPr>
-              <w:t xml:space="preserve"> read the script aloud with a volunteer (about 2:07), at a natural speed, two times. Say </w:t>
+              <w:t xml:space="preserve"> read the script aloud with a volunteer (about 2:05), at a natural speed, two times. The script says </w:t>
             </w:r>
             <w:r>
               <w:rPr>
@@ -4855,7 +4855,7 @@
                 <w:i/>
                 <w:sz w:val="23"/>
               </w:rPr>
-              <w:t>gonna</w:t>
+              <w:t>going to</w:t>
             </w:r>
             <w:r>
               <w:rPr>
@@ -4871,6 +4871,38 @@
                 <w:i/>
                 <w:sz w:val="23"/>
               </w:rPr>
+              <w:t>want to</w:t>
+            </w:r>
+            <w:r>
+              <w:rPr>
+                <w:b w:val="0"/>
+                <w:i w:val="0"/>
+                <w:sz w:val="23"/>
+              </w:rPr>
+              <w:t xml:space="preserve">. People often say </w:t>
+            </w:r>
+            <w:r>
+              <w:rPr>
+                <w:b w:val="0"/>
+                <w:i/>
+                <w:sz w:val="23"/>
+              </w:rPr>
+              <w:t>gonna</w:t>
+            </w:r>
+            <w:r>
+              <w:rPr>
+                <w:b w:val="0"/>
+                <w:i w:val="0"/>
+                <w:sz w:val="23"/>
+              </w:rPr>
+              <w:t xml:space="preserve"> and </w:t>
+            </w:r>
+            <w:r>
+              <w:rPr>
+                <w:b w:val="0"/>
+                <w:i/>
+                <w:sz w:val="23"/>
+              </w:rPr>
               <w:t>wanna</w:t>
             </w:r>
             <w:r>
@@ -4879,7 +4911,7 @@
                 <w:i w:val="0"/>
                 <w:sz w:val="23"/>
               </w:rPr>
-              <w:t xml:space="preserve"> where the script has them. When the audio is ready, it plays the conversation once; press play again for play 2. A third play is fine if the class needs it.</w:t>
+              <w:t>; learners only need to recognize those words. When the audio is ready, it plays the conversation once; press play again for play 2. A third play is fine if the class needs it.</w:t>
             </w:r>
           </w:p>
           <w:p>
@@ -6564,7 +6596,7 @@
           <w:color w:val="1B6F7A"/>
           <w:sz w:val="30"/>
         </w:rPr>
-        <w:t>Listening script (not recorded yet; about 2:07 when recorded; the conversation plays once, so press play again for the second listen)</w:t>
+        <w:t>Listening script (not recorded yet; about 2:05 when recorded; the conversation plays once, so press play again for the second listen)</w:t>
       </w:r>
     </w:p>
     <w:tbl>
@@ -6613,7 +6645,7 @@
                 <w:i w:val="0"/>
                 <w:sz w:val="22"/>
               </w:rPr>
-              <w:t xml:space="preserve"> the recording is coming soon. Until then, read the script aloud two times, with a volunteer if you can, at a natural, friendly speed. Say </w:t>
+              <w:t xml:space="preserve"> the recording is coming soon. Until then, read the script aloud two times, with a volunteer if you can, at a natural, friendly speed. The script says </w:t>
             </w:r>
             <w:r>
               <w:rPr>
@@ -6621,7 +6653,7 @@
                 <w:i/>
                 <w:sz w:val="22"/>
               </w:rPr>
-              <w:t>gonna</w:t>
+              <w:t>going to</w:t>
             </w:r>
             <w:r>
               <w:rPr>
@@ -6637,6 +6669,38 @@
                 <w:i/>
                 <w:sz w:val="22"/>
               </w:rPr>
+              <w:t>want to</w:t>
+            </w:r>
+            <w:r>
+              <w:rPr>
+                <w:b w:val="0"/>
+                <w:i w:val="0"/>
+                <w:sz w:val="22"/>
+              </w:rPr>
+              <w:t xml:space="preserve">. People often say </w:t>
+            </w:r>
+            <w:r>
+              <w:rPr>
+                <w:b w:val="0"/>
+                <w:i/>
+                <w:sz w:val="22"/>
+              </w:rPr>
+              <w:t>gonna</w:t>
+            </w:r>
+            <w:r>
+              <w:rPr>
+                <w:b w:val="0"/>
+                <w:i w:val="0"/>
+                <w:sz w:val="22"/>
+              </w:rPr>
+              <w:t xml:space="preserve"> and </w:t>
+            </w:r>
+            <w:r>
+              <w:rPr>
+                <w:b w:val="0"/>
+                <w:i/>
+                <w:sz w:val="22"/>
+              </w:rPr>
               <w:t>wanna</w:t>
             </w:r>
             <w:r>
@@ -6645,7 +6709,7 @@
                 <w:i w:val="0"/>
                 <w:sz w:val="22"/>
               </w:rPr>
-              <w:t xml:space="preserve"> where the script has them.</w:t>
+              <w:t>; learners only need to recognize those words.</w:t>
             </w:r>
           </w:p>
         </w:tc>
@@ -6707,7 +6771,7 @@
                 <w:i w:val="0"/>
                 <w:sz w:val="22"/>
               </w:rPr>
-              <w:t xml:space="preserve"> Lesson ten. Two roommates, Sofia and Hana, look at their electric bill. Then Sofia calls the electric company.</w:t>
+              <w:t xml:space="preserve"> Lesson ten. The two roommates look at their power bill. Then Sofia calls the electric company.</w:t>
             </w:r>
           </w:p>
           <w:p>
@@ -6728,7 +6792,7 @@
                 <w:i w:val="0"/>
                 <w:sz w:val="22"/>
               </w:rPr>
-              <w:t xml:space="preserve"> Hana, look at this. Our electric bill is one hundred and forty-two dollars this month!</w:t>
+              <w:t xml:space="preserve"> Hana, look at this. Our power bill is $142 this month!</w:t>
             </w:r>
           </w:p>
           <w:p>
@@ -6749,7 +6813,7 @@
                 <w:i w:val="0"/>
                 <w:sz w:val="22"/>
               </w:rPr>
-              <w:t xml:space="preserve"> What? Last month it was ninety dollars. Why is it so high?</w:t>
+              <w:t xml:space="preserve"> Last month it was only $90. Why is it so high?</w:t>
             </w:r>
           </w:p>
           <w:p>
@@ -6833,7 +6897,7 @@
                 <w:i w:val="0"/>
                 <w:sz w:val="22"/>
               </w:rPr>
-              <w:t xml:space="preserve"> Good idea. And I'm gonna unplug my phone charger in the morning. It uses electricity all day.</w:t>
+              <w:t xml:space="preserve"> Good idea. And I'm going to unplug my phone charger in the morning. It uses electricity all day.</w:t>
             </w:r>
           </w:p>
           <w:p>
@@ -7791,7 +7855,7 @@
           <w:i w:val="0"/>
           <w:sz w:val="23"/>
         </w:rPr>
-        <w:t xml:space="preserve"> the listening has </w:t>
+        <w:t xml:space="preserve"> the listening says </w:t>
       </w:r>
       <w:r>
         <w:rPr>
@@ -7799,7 +7863,7 @@
           <w:i/>
           <w:sz w:val="23"/>
         </w:rPr>
-        <w:t>gonna</w:t>
+        <w:t>going to</w:t>
       </w:r>
       <w:r>
         <w:rPr>
@@ -7807,7 +7871,7 @@
           <w:i w:val="0"/>
           <w:sz w:val="23"/>
         </w:rPr>
-        <w:t xml:space="preserve">. Learners need to understand it; they can always say </w:t>
+        <w:t xml:space="preserve">. People often say </w:t>
       </w:r>
       <w:r>
         <w:rPr>
@@ -7815,7 +7879,7 @@
           <w:i/>
           <w:sz w:val="23"/>
         </w:rPr>
-        <w:t>going to</w:t>
+        <w:t>gonna</w:t>
       </w:r>
       <w:r>
         <w:rPr>
@@ -7823,7 +7887,7 @@
           <w:i w:val="0"/>
           <w:sz w:val="23"/>
         </w:rPr>
-        <w:t>.</w:t>
+        <w:t>. Learners only need to recognize it; they can always say the full form.</w:t>
       </w:r>
     </w:p>
     <w:p>
@@ -10997,7 +11061,7 @@
           <w:i w:val="0"/>
           <w:sz w:val="26"/>
         </w:rPr>
-        <w:t>gonna</w:t>
+        <w:t>going to</w:t>
       </w:r>
       <w:r>
         <w:rPr>

--- a/public/level4/downloads/Level4_Lesson10.docx
+++ b/public/level4/downloads/Level4_Lesson10.docx
@@ -4847,7 +4847,7 @@
                 <w:i w:val="0"/>
                 <w:sz w:val="23"/>
               </w:rPr>
-              <w:t xml:space="preserve"> read the script aloud with a volunteer (about 2:05), at a natural speed, two times. The script says </w:t>
+              <w:t xml:space="preserve"> read the script aloud with a volunteer (about 2:06), at a natural speed, two times. The script says </w:t>
             </w:r>
             <w:r>
               <w:rPr>
@@ -6596,7 +6596,7 @@
           <w:color w:val="1B6F7A"/>
           <w:sz w:val="30"/>
         </w:rPr>
-        <w:t>Listening script (not recorded yet; about 2:05 when recorded; the conversation plays once, so press play again for the second listen)</w:t>
+        <w:t>Listening script (not recorded yet; about 2:06 when recorded; the conversation plays once, so press play again for the second listen)</w:t>
       </w:r>
     </w:p>
     <w:tbl>
@@ -6792,7 +6792,7 @@
                 <w:i w:val="0"/>
                 <w:sz w:val="22"/>
               </w:rPr>
-              <w:t xml:space="preserve"> Hana, look at this. Our power bill is $142 this month!</w:t>
+              <w:t xml:space="preserve"> Hana, look at this. Our power bill is one forty-two dollars this month!</w:t>
             </w:r>
           </w:p>
           <w:p>

--- a/public/level4/downloads/Level4_Lesson10.docx
+++ b/public/level4/downloads/Level4_Lesson10.docx
@@ -35,7 +35,7 @@
           <w:i w:val="0"/>
           <w:sz w:val="22"/>
         </w:rPr>
-        <w:t xml:space="preserve"> Draft for review; not published.</w:t>
+        <w:t xml:space="preserve"> Complete lesson (all 13 Level 4 lessons are published).</w:t>
       </w:r>
     </w:p>
     <w:p>
@@ -134,7 +134,25 @@
           <w:i w:val="0"/>
           <w:sz w:val="22"/>
         </w:rPr>
-        <w:t>). Listening audio: not recorded yet (coming soon); until then, read the listening script in this plan aloud.</w:t>
+        <w:t xml:space="preserve">). Audio: </w:t>
+      </w:r>
+      <w:r>
+        <w:rPr>
+          <w:rFonts w:ascii="Consolas" w:hAnsi="Consolas"/>
+          <w:b w:val="0"/>
+          <w:i w:val="0"/>
+          <w:color w:val="8B1A1A"/>
+          <w:sz w:val="22"/>
+        </w:rPr>
+        <w:t>audio/L4_L10_listening.mp3</w:t>
+      </w:r>
+      <w:r>
+        <w:rPr>
+          <w:b w:val="0"/>
+          <w:i w:val="0"/>
+          <w:sz w:val="22"/>
+        </w:rPr>
+        <w:t>.</w:t>
       </w:r>
     </w:p>
     <w:tbl>
@@ -500,7 +518,7 @@
                 <w:i w:val="0"/>
                 <w:sz w:val="19"/>
               </w:rPr>
-              <w:t>Picture and license credits</w:t>
+              <w:t>Picture, audio, and license credits</w:t>
             </w:r>
           </w:p>
         </w:tc>
@@ -1960,15 +1978,17 @@
                 <w:i w:val="0"/>
                 <w:sz w:val="23"/>
               </w:rPr>
-              <w:t xml:space="preserve">Listening: </w:t>
-            </w:r>
-            <w:r>
-              <w:rPr>
-                <w:b/>
-                <w:i w:val="0"/>
+              <w:t xml:space="preserve">Listening: phone + small speaker, </w:t>
+            </w:r>
+            <w:r>
+              <w:rPr>
+                <w:rFonts w:ascii="Consolas" w:hAnsi="Consolas"/>
+                <w:b w:val="0"/>
+                <w:i w:val="0"/>
+                <w:color w:val="8B1A1A"/>
                 <w:sz w:val="23"/>
               </w:rPr>
-              <w:t>no recording yet.</w:t>
+              <w:t>L4_L10_listening.mp3</w:t>
             </w:r>
             <w:r>
               <w:rPr>
@@ -1976,7 +1996,7 @@
                 <w:i w:val="0"/>
                 <w:sz w:val="23"/>
               </w:rPr>
-              <w:t xml:space="preserve"> Read the listening script aloud (with a volunteer if you can), at a natural speed, two times.</w:t>
+              <w:t xml:space="preserve"> (about 2:07). No speaker? Read the script aloud with a volunteer.</w:t>
             </w:r>
           </w:p>
           <w:p>
@@ -4839,7 +4859,7 @@
                 <w:i w:val="0"/>
                 <w:sz w:val="23"/>
               </w:rPr>
-              <w:t>No recording yet:</w:t>
+              <w:t>The audio plays the conversation once (about 2:07).</w:t>
             </w:r>
             <w:r>
               <w:rPr>
@@ -4847,7 +4867,7 @@
                 <w:i w:val="0"/>
                 <w:sz w:val="23"/>
               </w:rPr>
-              <w:t xml:space="preserve"> read the script aloud with a volunteer (about 2:06), at a natural speed, two times. The script says </w:t>
+              <w:t xml:space="preserve"> Press play again for play 2. A third play is fine if the class needs it. The script says </w:t>
             </w:r>
             <w:r>
               <w:rPr>
@@ -4911,7 +4931,7 @@
                 <w:i w:val="0"/>
                 <w:sz w:val="23"/>
               </w:rPr>
-              <w:t>; learners only need to recognize those words. When the audio is ready, it plays the conversation once; press play again for play 2. A third play is fine if the class needs it.</w:t>
+              <w:t>; learners only need to recognize those words.</w:t>
             </w:r>
           </w:p>
           <w:p>
@@ -6596,7 +6616,26 @@
           <w:color w:val="1B6F7A"/>
           <w:sz w:val="30"/>
         </w:rPr>
-        <w:t>Listening script (not recorded yet; about 2:06 when recorded; the conversation plays once, so press play again for the second listen)</w:t>
+        <w:t xml:space="preserve">Listening script: </w:t>
+      </w:r>
+      <w:r>
+        <w:rPr>
+          <w:rFonts w:ascii="Consolas" w:hAnsi="Consolas"/>
+          <w:b/>
+          <w:i w:val="0"/>
+          <w:color w:val="8B1A1A"/>
+          <w:sz w:val="30"/>
+        </w:rPr>
+        <w:t>L4_L10_listening.mp3</w:t>
+      </w:r>
+      <w:r>
+        <w:rPr>
+          <w:b/>
+          <w:i w:val="0"/>
+          <w:color w:val="1B6F7A"/>
+          <w:sz w:val="30"/>
+        </w:rPr>
+        <w:t xml:space="preserve"> (about 2:07; the conversation plays once, so press play again for the second listen)</w:t>
       </w:r>
     </w:p>
     <w:tbl>
@@ -6645,7 +6684,25 @@
                 <w:i w:val="0"/>
                 <w:sz w:val="22"/>
               </w:rPr>
-              <w:t xml:space="preserve"> the recording is coming soon. Until then, read the script aloud two times, with a volunteer if you can, at a natural, friendly speed. The script says </w:t>
+              <w:t xml:space="preserve"> play </w:t>
+            </w:r>
+            <w:r>
+              <w:rPr>
+                <w:rFonts w:ascii="Consolas" w:hAnsi="Consolas"/>
+                <w:b w:val="0"/>
+                <w:i w:val="0"/>
+                <w:color w:val="8B1A1A"/>
+                <w:sz w:val="22"/>
+              </w:rPr>
+              <w:t>L4_L10_listening.mp3</w:t>
+            </w:r>
+            <w:r>
+              <w:rPr>
+                <w:b w:val="0"/>
+                <w:i w:val="0"/>
+                <w:sz w:val="22"/>
+              </w:rPr>
+              <w:t xml:space="preserve"> from a phone + small speaker. No speaker? Read the script with a volunteer, at a natural, friendly speed. The script says </w:t>
             </w:r>
             <w:r>
               <w:rPr>
@@ -18295,7 +18352,7 @@
           <w:i w:val="0"/>
           <w:sz w:val="22"/>
         </w:rPr>
-        <w:t>Listening audio: not recorded yet. When it is made, it will use synthetic voices made with Chatterbox TTS (Resemble AI, MIT License), cloned from synthetic reference clips made with Kokoro-82M (Apache License 2.0), with no recordings of real people. The names and the story are invented.</w:t>
+        <w:t>Listening audio: synthetic voices made with Chatterbox TTS (Resemble AI, MIT License), cloned from synthetic reference clips made with Kokoro-82M (Apache License 2.0). No recordings of real people were used. Each file carries an inaudible Perth watermark marking it as AI-generated. The names and the story are invented.</w:t>
       </w:r>
     </w:p>
     <w:p>
@@ -18333,7 +18390,7 @@
         <w:color w:val="555555"/>
         <w:sz w:val="17"/>
       </w:rPr>
-      <w:t xml:space="preserve">Level 4 ESL · Lesson 10 · Draft for review   |   page </w:t>
+      <w:t xml:space="preserve">Level 4 ESL · Lesson 10   |   page </w:t>
     </w:r>
     <w:r>
       <w:rPr>

--- a/public/level4/downloads/Level4_Lesson10.docx
+++ b/public/level4/downloads/Level4_Lesson10.docx
@@ -7928,7 +7928,7 @@
           <w:i w:val="0"/>
           <w:sz w:val="23"/>
         </w:rPr>
-        <w:t xml:space="preserve">. People often say </w:t>
+        <w:t xml:space="preserve"> and </w:t>
       </w:r>
       <w:r>
         <w:rPr>
@@ -7936,7 +7936,7 @@
           <w:i/>
           <w:sz w:val="23"/>
         </w:rPr>
-        <w:t>gonna</w:t>
+        <w:t>want to</w:t>
       </w:r>
       <w:r>
         <w:rPr>
@@ -7944,7 +7944,39 @@
           <w:i w:val="0"/>
           <w:sz w:val="23"/>
         </w:rPr>
-        <w:t>. Learners only need to recognize it; they can always say the full form.</w:t>
+        <w:t xml:space="preserve">. Tell learners: people often say </w:t>
+      </w:r>
+      <w:r>
+        <w:rPr>
+          <w:b w:val="0"/>
+          <w:i/>
+          <w:sz w:val="23"/>
+        </w:rPr>
+        <w:t>gonna</w:t>
+      </w:r>
+      <w:r>
+        <w:rPr>
+          <w:b w:val="0"/>
+          <w:i w:val="0"/>
+          <w:sz w:val="23"/>
+        </w:rPr>
+        <w:t xml:space="preserve"> and </w:t>
+      </w:r>
+      <w:r>
+        <w:rPr>
+          <w:b w:val="0"/>
+          <w:i/>
+          <w:sz w:val="23"/>
+        </w:rPr>
+        <w:t>wanna</w:t>
+      </w:r>
+      <w:r>
+        <w:rPr>
+          <w:b w:val="0"/>
+          <w:i w:val="0"/>
+          <w:sz w:val="23"/>
+        </w:rPr>
+        <w:t>, and they will hear them a lot. The short forms are fine in casual talk; in writing or at a job interview, use the full forms.</w:t>
       </w:r>
     </w:p>
     <w:p>
@@ -11126,7 +11158,7 @@
           <w:i w:val="0"/>
           <w:sz w:val="26"/>
         </w:rPr>
-        <w:t xml:space="preserve"> unplug my phone charger." You can say </w:t>
+        <w:t xml:space="preserve"> unplug my phone charger." People often say </w:t>
       </w:r>
       <w:r>
         <w:rPr>
@@ -11134,7 +11166,55 @@
           <w:i/>
           <w:sz w:val="26"/>
         </w:rPr>
+        <w:t>gonna</w:t>
+      </w:r>
+      <w:r>
+        <w:rPr>
+          <w:b w:val="0"/>
+          <w:i w:val="0"/>
+          <w:sz w:val="26"/>
+        </w:rPr>
+        <w:t xml:space="preserve"> (going to) and </w:t>
+      </w:r>
+      <w:r>
+        <w:rPr>
+          <w:b w:val="0"/>
+          <w:i/>
+          <w:sz w:val="26"/>
+        </w:rPr>
+        <w:t>wanna</w:t>
+      </w:r>
+      <w:r>
+        <w:rPr>
+          <w:b w:val="0"/>
+          <w:i w:val="0"/>
+          <w:sz w:val="26"/>
+        </w:rPr>
+        <w:t xml:space="preserve"> (want to), and you will hear them a lot. They are fine with friends; in writing or at a job interview, use </w:t>
+      </w:r>
+      <w:r>
+        <w:rPr>
+          <w:b w:val="0"/>
+          <w:i/>
+          <w:sz w:val="26"/>
+        </w:rPr>
         <w:t>going to</w:t>
+      </w:r>
+      <w:r>
+        <w:rPr>
+          <w:b w:val="0"/>
+          <w:i w:val="0"/>
+          <w:sz w:val="26"/>
+        </w:rPr>
+        <w:t xml:space="preserve"> and </w:t>
+      </w:r>
+      <w:r>
+        <w:rPr>
+          <w:b w:val="0"/>
+          <w:i/>
+          <w:sz w:val="26"/>
+        </w:rPr>
+        <w:t>want to</w:t>
       </w:r>
       <w:r>
         <w:rPr>
